--- a/templates/docx/w05_review_report.docx
+++ b/templates/docx/w05_review_report.docx
@@ -2,7 +2,7 @@
 <file path=word/document.xml><?xml version="1.0" encoding="utf-8"?>
 <w:document xmlns:w="http://schemas.openxmlformats.org/wordprocessingml/2006/main" xmlns:m="http://schemas.openxmlformats.org/officeDocument/2006/math" xmlns:r="http://schemas.openxmlformats.org/officeDocument/2006/relationships" xmlns:o="urn:schemas-microsoft-com:office:office" xmlns:v="urn:schemas-microsoft-com:vml" xmlns:w10="urn:schemas-microsoft-com:office:word" xmlns:a="http://schemas.openxmlformats.org/drawingml/2006/main" xmlns:pic="http://schemas.openxmlformats.org/drawingml/2006/picture" xmlns:wp="http://schemas.openxmlformats.org/drawingml/2006/wordprocessingDrawing">
   <w:body>
-    <w:bookmarkStart w:id="27" w:name="X1a0f4895a5c12969fcb2bf2c056f44a05c8b81f"/>
+    <w:bookmarkStart w:id="29" w:name="X1a0f4895a5c12969fcb2bf2c056f44a05c8b81f"/>
     <w:p>
       <w:pPr>
         <w:pStyle w:val="Heading1"/>
@@ -300,6 +300,222 @@
         <w:tc>
           <w:tcPr>
             <w:tcW w:w="1409" w:type="dxa"/>
+          </w:tcPr>
+          <w:p>
+            <w:pPr>
+              <w:pStyle w:val="Compact"/>
+            </w:pPr>
+          </w:p>
+        </w:tc>
+      </w:tr>
+    </w:tbl>
+    <w:p>
+      <w:pPr>
+        <w:pStyle w:val="BodyText"/>
+      </w:pPr>
+      <w:r>
+        <w:rPr>
+          <w:bCs/>
+          <w:b/>
+        </w:rPr>
+        <w:t xml:space="preserve">Κριτήρια εισόδου</w:t>
+      </w:r>
+    </w:p>
+    <w:tbl>
+      <w:tblPr>
+        <w:tblStyle w:val="Table"/>
+        <w:tblW w:type="dxa" w:w="9864"/>
+        <w:tblLayout w:type="fixed"/>
+        <w:tblLook w:firstRow="1" w:lastRow="0" w:firstColumn="0" w:lastColumn="0" w:noHBand="0" w:noVBand="0" w:val="0020"/>
+      </w:tblPr>
+      <w:tblGrid>
+        <w:gridCol w:w="7218"/>
+        <w:gridCol w:w="1684"/>
+        <w:gridCol w:w="962"/>
+      </w:tblGrid>
+      <w:tr>
+        <w:trPr>
+          <w:tblHeader w:val="true"/>
+        </w:trPr>
+        <w:tc>
+          <w:tcPr>
+            <w:tcW w:w="7218" w:type="dxa"/>
+          </w:tcPr>
+          <w:p>
+            <w:pPr>
+              <w:pStyle w:val="Compact"/>
+              <w:jc w:val="left"/>
+            </w:pPr>
+            <w:r>
+              <w:t xml:space="preserve">Κριτήριο</w:t>
+            </w:r>
+          </w:p>
+        </w:tc>
+        <w:tc>
+          <w:tcPr>
+            <w:tcW w:w="1684" w:type="dxa"/>
+          </w:tcPr>
+          <w:p>
+            <w:pPr>
+              <w:pStyle w:val="Compact"/>
+              <w:jc w:val="left"/>
+            </w:pPr>
+            <w:r>
+              <w:t xml:space="preserve">Ικανοποιείται;</w:t>
+            </w:r>
+          </w:p>
+        </w:tc>
+        <w:tc>
+          <w:tcPr>
+            <w:tcW w:w="962" w:type="dxa"/>
+          </w:tcPr>
+          <w:p>
+            <w:pPr>
+              <w:pStyle w:val="Compact"/>
+              <w:jc w:val="left"/>
+            </w:pPr>
+            <w:r>
+              <w:t xml:space="preserve">Τεκμήριο</w:t>
+            </w:r>
+          </w:p>
+        </w:tc>
+      </w:tr>
+      <w:tr>
+        <w:tc>
+          <w:tcPr>
+            <w:tcW w:w="7218" w:type="dxa"/>
+          </w:tcPr>
+          <w:p>
+            <w:pPr>
+              <w:pStyle w:val="Compact"/>
+              <w:jc w:val="left"/>
+            </w:pPr>
+            <w:r>
+              <w:t xml:space="preserve">Το προϊόν εφαρμόζεται καθαρά και είναι σε σταθερή έκδοση (commit)</w:t>
+            </w:r>
+          </w:p>
+        </w:tc>
+        <w:tc>
+          <w:tcPr>
+            <w:tcW w:w="1684" w:type="dxa"/>
+          </w:tcPr>
+          <w:p>
+            <w:pPr>
+              <w:pStyle w:val="Compact"/>
+            </w:pPr>
+          </w:p>
+        </w:tc>
+        <w:tc>
+          <w:tcPr>
+            <w:tcW w:w="962" w:type="dxa"/>
+          </w:tcPr>
+          <w:p>
+            <w:pPr>
+              <w:pStyle w:val="Compact"/>
+            </w:pPr>
+          </w:p>
+        </w:tc>
+      </w:tr>
+      <w:tr>
+        <w:tc>
+          <w:tcPr>
+            <w:tcW w:w="7218" w:type="dxa"/>
+          </w:tcPr>
+          <w:p>
+            <w:pPr>
+              <w:pStyle w:val="Compact"/>
+              <w:jc w:val="left"/>
+            </w:pPr>
+            <w:r>
+              <w:t xml:space="preserve">Περνούν τα tests και οι αυτόματοι έλεγχοι</w:t>
+            </w:r>
+          </w:p>
+        </w:tc>
+        <w:tc>
+          <w:tcPr>
+            <w:tcW w:w="1684" w:type="dxa"/>
+          </w:tcPr>
+          <w:p>
+            <w:pPr>
+              <w:pStyle w:val="Compact"/>
+            </w:pPr>
+          </w:p>
+        </w:tc>
+        <w:tc>
+          <w:tcPr>
+            <w:tcW w:w="962" w:type="dxa"/>
+          </w:tcPr>
+          <w:p>
+            <w:pPr>
+              <w:pStyle w:val="Compact"/>
+            </w:pPr>
+          </w:p>
+        </w:tc>
+      </w:tr>
+      <w:tr>
+        <w:tc>
+          <w:tcPr>
+            <w:tcW w:w="7218" w:type="dxa"/>
+          </w:tcPr>
+          <w:p>
+            <w:pPr>
+              <w:pStyle w:val="Compact"/>
+              <w:jc w:val="left"/>
+            </w:pPr>
+            <w:r>
+              <w:t xml:space="preserve">Η περιγραφή αναφέρει απαιτήσεις (ID) και επαρκή τρόπο ελέγχου</w:t>
+            </w:r>
+          </w:p>
+        </w:tc>
+        <w:tc>
+          <w:tcPr>
+            <w:tcW w:w="1684" w:type="dxa"/>
+          </w:tcPr>
+          <w:p>
+            <w:pPr>
+              <w:pStyle w:val="Compact"/>
+            </w:pPr>
+          </w:p>
+        </w:tc>
+        <w:tc>
+          <w:tcPr>
+            <w:tcW w:w="962" w:type="dxa"/>
+          </w:tcPr>
+          <w:p>
+            <w:pPr>
+              <w:pStyle w:val="Compact"/>
+            </w:pPr>
+          </w:p>
+        </w:tc>
+      </w:tr>
+      <w:tr>
+        <w:tc>
+          <w:tcPr>
+            <w:tcW w:w="7218" w:type="dxa"/>
+          </w:tcPr>
+          <w:p>
+            <w:pPr>
+              <w:pStyle w:val="Compact"/>
+              <w:jc w:val="left"/>
+            </w:pPr>
+            <w:r>
+              <w:t xml:space="preserve">Το μέγεθος χωράει σε μία inspection</w:t>
+            </w:r>
+          </w:p>
+        </w:tc>
+        <w:tc>
+          <w:tcPr>
+            <w:tcW w:w="1684" w:type="dxa"/>
+          </w:tcPr>
+          <w:p>
+            <w:pPr>
+              <w:pStyle w:val="Compact"/>
+            </w:pPr>
+          </w:p>
+        </w:tc>
+        <w:tc>
+          <w:tcPr>
+            <w:tcW w:w="962" w:type="dxa"/>
           </w:tcPr>
           <w:p>
             <w:pPr>
@@ -601,6 +817,30 @@
         <w:t xml:space="preserve">4. Στατική ανάλυση</w:t>
       </w:r>
     </w:p>
+    <w:p>
+      <w:pPr>
+        <w:pStyle w:val="BlockText"/>
+      </w:pPr>
+      <w:r>
+        <w:t xml:space="preserve">Μετράτε μόνο τα ευρήματα που</w:t>
+      </w:r>
+      <w:r>
+        <w:t xml:space="preserve"> </w:t>
+      </w:r>
+      <w:r>
+        <w:rPr>
+          <w:bCs/>
+          <w:b/>
+        </w:rPr>
+        <w:t xml:space="preserve">προσθέτει</w:t>
+      </w:r>
+      <w:r>
+        <w:t xml:space="preserve"> </w:t>
+      </w:r>
+      <w:r>
+        <w:t xml:space="preserve">η αλλαγή: τρέχετε τα εργαλεία πριν και μετά και αφαιρείτε τα κοινά.</w:t>
+      </w:r>
+    </w:p>
     <w:tbl>
       <w:tblPr>
         <w:tblStyle w:val="Table"/>
@@ -609,12 +849,12 @@
         <w:tblLook w:firstRow="1" w:lastRow="0" w:firstColumn="0" w:lastColumn="0" w:noHBand="0" w:noVBand="0" w:val="0020"/>
       </w:tblPr>
       <w:tblGrid>
-        <w:gridCol w:w="1143"/>
-        <w:gridCol w:w="857"/>
-        <w:gridCol w:w="1286"/>
-        <w:gridCol w:w="2433"/>
-        <w:gridCol w:w="2001"/>
-        <w:gridCol w:w="2144"/>
+        <w:gridCol w:w="1365"/>
+        <w:gridCol w:w="910"/>
+        <w:gridCol w:w="1365"/>
+        <w:gridCol w:w="1821"/>
+        <w:gridCol w:w="2124"/>
+        <w:gridCol w:w="2279"/>
       </w:tblGrid>
       <w:tr>
         <w:trPr>
@@ -622,7 +862,7 @@
         </w:trPr>
         <w:tc>
           <w:tcPr>
-            <w:tcW w:w="1143" w:type="dxa"/>
+            <w:tcW w:w="1365" w:type="dxa"/>
           </w:tcPr>
           <w:p>
             <w:pPr>
@@ -636,7 +876,7 @@
         </w:tc>
         <w:tc>
           <w:tcPr>
-            <w:tcW w:w="857" w:type="dxa"/>
+            <w:tcW w:w="910" w:type="dxa"/>
           </w:tcPr>
           <w:p>
             <w:pPr>
@@ -650,7 +890,7 @@
         </w:tc>
         <w:tc>
           <w:tcPr>
-            <w:tcW w:w="1286" w:type="dxa"/>
+            <w:tcW w:w="1365" w:type="dxa"/>
           </w:tcPr>
           <w:p>
             <w:pPr>
@@ -664,21 +904,21 @@
         </w:tc>
         <w:tc>
           <w:tcPr>
-            <w:tcW w:w="2433" w:type="dxa"/>
-          </w:tcPr>
-          <w:p>
-            <w:pPr>
-              <w:pStyle w:val="Compact"/>
-              <w:jc w:val="left"/>
-            </w:pPr>
-            <w:r>
-              <w:t xml:space="preserve">Ευρήματα (σύνολο)</w:t>
-            </w:r>
-          </w:p>
-        </w:tc>
-        <w:tc>
-          <w:tcPr>
-            <w:tcW w:w="2001" w:type="dxa"/>
+            <w:tcW w:w="1821" w:type="dxa"/>
+          </w:tcPr>
+          <w:p>
+            <w:pPr>
+              <w:pStyle w:val="Compact"/>
+              <w:jc w:val="left"/>
+            </w:pPr>
+            <w:r>
+              <w:t xml:space="preserve">Νέα ευρήματα</w:t>
+            </w:r>
+          </w:p>
+        </w:tc>
+        <w:tc>
+          <w:tcPr>
+            <w:tcW w:w="2124" w:type="dxa"/>
           </w:tcPr>
           <w:p>
             <w:pPr>
@@ -692,7 +932,7 @@
         </w:tc>
         <w:tc>
           <w:tcPr>
-            <w:tcW w:w="2144" w:type="dxa"/>
+            <w:tcW w:w="2279" w:type="dxa"/>
           </w:tcPr>
           <w:p>
             <w:pPr>
@@ -708,7 +948,7 @@
       <w:tr>
         <w:tc>
           <w:tcPr>
-            <w:tcW w:w="1143" w:type="dxa"/>
+            <w:tcW w:w="1365" w:type="dxa"/>
           </w:tcPr>
           <w:p>
             <w:pPr>
@@ -722,47 +962,47 @@
         </w:tc>
         <w:tc>
           <w:tcPr>
-            <w:tcW w:w="857" w:type="dxa"/>
-          </w:tcPr>
-          <w:p>
-            <w:pPr>
-              <w:pStyle w:val="Compact"/>
-            </w:pPr>
-          </w:p>
-        </w:tc>
-        <w:tc>
-          <w:tcPr>
-            <w:tcW w:w="1286" w:type="dxa"/>
-          </w:tcPr>
-          <w:p>
-            <w:pPr>
-              <w:pStyle w:val="Compact"/>
-            </w:pPr>
-          </w:p>
-        </w:tc>
-        <w:tc>
-          <w:tcPr>
-            <w:tcW w:w="2433" w:type="dxa"/>
-          </w:tcPr>
-          <w:p>
-            <w:pPr>
-              <w:pStyle w:val="Compact"/>
-            </w:pPr>
-          </w:p>
-        </w:tc>
-        <w:tc>
-          <w:tcPr>
-            <w:tcW w:w="2001" w:type="dxa"/>
-          </w:tcPr>
-          <w:p>
-            <w:pPr>
-              <w:pStyle w:val="Compact"/>
-            </w:pPr>
-          </w:p>
-        </w:tc>
-        <w:tc>
-          <w:tcPr>
-            <w:tcW w:w="2144" w:type="dxa"/>
+            <w:tcW w:w="910" w:type="dxa"/>
+          </w:tcPr>
+          <w:p>
+            <w:pPr>
+              <w:pStyle w:val="Compact"/>
+            </w:pPr>
+          </w:p>
+        </w:tc>
+        <w:tc>
+          <w:tcPr>
+            <w:tcW w:w="1365" w:type="dxa"/>
+          </w:tcPr>
+          <w:p>
+            <w:pPr>
+              <w:pStyle w:val="Compact"/>
+            </w:pPr>
+          </w:p>
+        </w:tc>
+        <w:tc>
+          <w:tcPr>
+            <w:tcW w:w="1821" w:type="dxa"/>
+          </w:tcPr>
+          <w:p>
+            <w:pPr>
+              <w:pStyle w:val="Compact"/>
+            </w:pPr>
+          </w:p>
+        </w:tc>
+        <w:tc>
+          <w:tcPr>
+            <w:tcW w:w="2124" w:type="dxa"/>
+          </w:tcPr>
+          <w:p>
+            <w:pPr>
+              <w:pStyle w:val="Compact"/>
+            </w:pPr>
+          </w:p>
+        </w:tc>
+        <w:tc>
+          <w:tcPr>
+            <w:tcW w:w="2279" w:type="dxa"/>
           </w:tcPr>
           <w:p>
             <w:pPr>
@@ -774,7 +1014,73 @@
       <w:tr>
         <w:tc>
           <w:tcPr>
-            <w:tcW w:w="1143" w:type="dxa"/>
+            <w:tcW w:w="1365" w:type="dxa"/>
+          </w:tcPr>
+          <w:p>
+            <w:pPr>
+              <w:pStyle w:val="Compact"/>
+              <w:jc w:val="left"/>
+            </w:pPr>
+            <w:r>
+              <w:t xml:space="preserve">mypy</w:t>
+            </w:r>
+          </w:p>
+        </w:tc>
+        <w:tc>
+          <w:tcPr>
+            <w:tcW w:w="910" w:type="dxa"/>
+          </w:tcPr>
+          <w:p>
+            <w:pPr>
+              <w:pStyle w:val="Compact"/>
+            </w:pPr>
+          </w:p>
+        </w:tc>
+        <w:tc>
+          <w:tcPr>
+            <w:tcW w:w="1365" w:type="dxa"/>
+          </w:tcPr>
+          <w:p>
+            <w:pPr>
+              <w:pStyle w:val="Compact"/>
+            </w:pPr>
+          </w:p>
+        </w:tc>
+        <w:tc>
+          <w:tcPr>
+            <w:tcW w:w="1821" w:type="dxa"/>
+          </w:tcPr>
+          <w:p>
+            <w:pPr>
+              <w:pStyle w:val="Compact"/>
+            </w:pPr>
+          </w:p>
+        </w:tc>
+        <w:tc>
+          <w:tcPr>
+            <w:tcW w:w="2124" w:type="dxa"/>
+          </w:tcPr>
+          <w:p>
+            <w:pPr>
+              <w:pStyle w:val="Compact"/>
+            </w:pPr>
+          </w:p>
+        </w:tc>
+        <w:tc>
+          <w:tcPr>
+            <w:tcW w:w="2279" w:type="dxa"/>
+          </w:tcPr>
+          <w:p>
+            <w:pPr>
+              <w:pStyle w:val="Compact"/>
+            </w:pPr>
+          </w:p>
+        </w:tc>
+      </w:tr>
+      <w:tr>
+        <w:tc>
+          <w:tcPr>
+            <w:tcW w:w="1365" w:type="dxa"/>
           </w:tcPr>
           <w:p>
             <w:pPr>
@@ -788,47 +1094,113 @@
         </w:tc>
         <w:tc>
           <w:tcPr>
-            <w:tcW w:w="857" w:type="dxa"/>
-          </w:tcPr>
-          <w:p>
-            <w:pPr>
-              <w:pStyle w:val="Compact"/>
-            </w:pPr>
-          </w:p>
-        </w:tc>
-        <w:tc>
-          <w:tcPr>
-            <w:tcW w:w="1286" w:type="dxa"/>
-          </w:tcPr>
-          <w:p>
-            <w:pPr>
-              <w:pStyle w:val="Compact"/>
-            </w:pPr>
-          </w:p>
-        </w:tc>
-        <w:tc>
-          <w:tcPr>
-            <w:tcW w:w="2433" w:type="dxa"/>
-          </w:tcPr>
-          <w:p>
-            <w:pPr>
-              <w:pStyle w:val="Compact"/>
-            </w:pPr>
-          </w:p>
-        </w:tc>
-        <w:tc>
-          <w:tcPr>
-            <w:tcW w:w="2001" w:type="dxa"/>
-          </w:tcPr>
-          <w:p>
-            <w:pPr>
-              <w:pStyle w:val="Compact"/>
-            </w:pPr>
-          </w:p>
-        </w:tc>
-        <w:tc>
-          <w:tcPr>
-            <w:tcW w:w="2144" w:type="dxa"/>
+            <w:tcW w:w="910" w:type="dxa"/>
+          </w:tcPr>
+          <w:p>
+            <w:pPr>
+              <w:pStyle w:val="Compact"/>
+            </w:pPr>
+          </w:p>
+        </w:tc>
+        <w:tc>
+          <w:tcPr>
+            <w:tcW w:w="1365" w:type="dxa"/>
+          </w:tcPr>
+          <w:p>
+            <w:pPr>
+              <w:pStyle w:val="Compact"/>
+            </w:pPr>
+          </w:p>
+        </w:tc>
+        <w:tc>
+          <w:tcPr>
+            <w:tcW w:w="1821" w:type="dxa"/>
+          </w:tcPr>
+          <w:p>
+            <w:pPr>
+              <w:pStyle w:val="Compact"/>
+            </w:pPr>
+          </w:p>
+        </w:tc>
+        <w:tc>
+          <w:tcPr>
+            <w:tcW w:w="2124" w:type="dxa"/>
+          </w:tcPr>
+          <w:p>
+            <w:pPr>
+              <w:pStyle w:val="Compact"/>
+            </w:pPr>
+          </w:p>
+        </w:tc>
+        <w:tc>
+          <w:tcPr>
+            <w:tcW w:w="2279" w:type="dxa"/>
+          </w:tcPr>
+          <w:p>
+            <w:pPr>
+              <w:pStyle w:val="Compact"/>
+            </w:pPr>
+          </w:p>
+        </w:tc>
+      </w:tr>
+      <w:tr>
+        <w:tc>
+          <w:tcPr>
+            <w:tcW w:w="1365" w:type="dxa"/>
+          </w:tcPr>
+          <w:p>
+            <w:pPr>
+              <w:pStyle w:val="Compact"/>
+              <w:jc w:val="left"/>
+            </w:pPr>
+            <w:r>
+              <w:t xml:space="preserve">pip-audit</w:t>
+            </w:r>
+          </w:p>
+        </w:tc>
+        <w:tc>
+          <w:tcPr>
+            <w:tcW w:w="910" w:type="dxa"/>
+          </w:tcPr>
+          <w:p>
+            <w:pPr>
+              <w:pStyle w:val="Compact"/>
+            </w:pPr>
+          </w:p>
+        </w:tc>
+        <w:tc>
+          <w:tcPr>
+            <w:tcW w:w="1365" w:type="dxa"/>
+          </w:tcPr>
+          <w:p>
+            <w:pPr>
+              <w:pStyle w:val="Compact"/>
+            </w:pPr>
+          </w:p>
+        </w:tc>
+        <w:tc>
+          <w:tcPr>
+            <w:tcW w:w="1821" w:type="dxa"/>
+          </w:tcPr>
+          <w:p>
+            <w:pPr>
+              <w:pStyle w:val="Compact"/>
+            </w:pPr>
+          </w:p>
+        </w:tc>
+        <w:tc>
+          <w:tcPr>
+            <w:tcW w:w="2124" w:type="dxa"/>
+          </w:tcPr>
+          <w:p>
+            <w:pPr>
+              <w:pStyle w:val="Compact"/>
+            </w:pPr>
+          </w:p>
+        </w:tc>
+        <w:tc>
+          <w:tcPr>
+            <w:tcW w:w="2279" w:type="dxa"/>
           </w:tcPr>
           <w:p>
             <w:pPr>
@@ -1027,7 +1399,277 @@
       </w:r>
     </w:p>
     <w:bookmarkEnd w:id="26"/>
+    <w:bookmarkStart w:id="27" w:name="X846c2b097584d87c214f8cf5930d277f4a72275"/>
+    <w:p>
+      <w:pPr>
+        <w:pStyle w:val="Heading2"/>
+      </w:pPr>
+      <w:r>
+        <w:t xml:space="preserve">8. Ισχυρισμοί του συγγραφέα</w:t>
+      </w:r>
+    </w:p>
+    <w:p>
+      <w:pPr>
+        <w:pStyle w:val="BlockText"/>
+      </w:pPr>
+      <w:r>
+        <w:t xml:space="preserve">Κάθε ισχυρισμός της περιγραφής της αλλαγής, με κρίση και τεκμήριο.</w:t>
+      </w:r>
+    </w:p>
+    <w:tbl>
+      <w:tblPr>
+        <w:tblStyle w:val="Table"/>
+        <w:tblW w:type="dxa" w:w="9864"/>
+        <w:tblLayout w:type="fixed"/>
+        <w:tblLook w:firstRow="1" w:lastRow="0" w:firstColumn="0" w:lastColumn="0" w:noHBand="0" w:noVBand="0" w:val="0020"/>
+      </w:tblPr>
+      <w:tblGrid>
+        <w:gridCol w:w="921"/>
+        <w:gridCol w:w="4240"/>
+        <w:gridCol w:w="4703"/>
+      </w:tblGrid>
+      <w:tr>
+        <w:trPr>
+          <w:tblHeader w:val="true"/>
+        </w:trPr>
+        <w:tc>
+          <w:tcPr>
+            <w:tcW w:w="921" w:type="dxa"/>
+          </w:tcPr>
+          <w:p>
+            <w:pPr>
+              <w:pStyle w:val="Compact"/>
+              <w:jc w:val="left"/>
+            </w:pPr>
+            <w:r>
+              <w:t xml:space="preserve">Ισχυρισμός</w:t>
+            </w:r>
+          </w:p>
+        </w:tc>
+        <w:tc>
+          <w:tcPr>
+            <w:tcW w:w="4240" w:type="dxa"/>
+          </w:tcPr>
+          <w:p>
+            <w:pPr>
+              <w:pStyle w:val="Compact"/>
+              <w:jc w:val="left"/>
+            </w:pPr>
+            <w:r>
+              <w:t xml:space="preserve">Κρίση (επιβεβαιώνεται / διαψεύδεται / μερικώς)</w:t>
+            </w:r>
+          </w:p>
+        </w:tc>
+        <w:tc>
+          <w:tcPr>
+            <w:tcW w:w="4703" w:type="dxa"/>
+          </w:tcPr>
+          <w:p>
+            <w:pPr>
+              <w:pStyle w:val="Compact"/>
+              <w:jc w:val="left"/>
+            </w:pPr>
+            <w:r>
+              <w:t xml:space="preserve">Τεκμήριο (γραμμή κώδικα, έξοδος εργαλείου, σενάριο)</w:t>
+            </w:r>
+          </w:p>
+        </w:tc>
+      </w:tr>
+      <w:tr>
+        <w:tc>
+          <w:tcPr>
+            <w:tcW w:w="921" w:type="dxa"/>
+          </w:tcPr>
+          <w:p>
+            <w:pPr>
+              <w:pStyle w:val="Compact"/>
+            </w:pPr>
+          </w:p>
+        </w:tc>
+        <w:tc>
+          <w:tcPr>
+            <w:tcW w:w="4240" w:type="dxa"/>
+          </w:tcPr>
+          <w:p>
+            <w:pPr>
+              <w:pStyle w:val="Compact"/>
+            </w:pPr>
+          </w:p>
+        </w:tc>
+        <w:tc>
+          <w:tcPr>
+            <w:tcW w:w="4703" w:type="dxa"/>
+          </w:tcPr>
+          <w:p>
+            <w:pPr>
+              <w:pStyle w:val="Compact"/>
+            </w:pPr>
+          </w:p>
+        </w:tc>
+      </w:tr>
+    </w:tbl>
     <w:bookmarkEnd w:id="27"/>
+    <w:bookmarkStart w:id="28" w:name="X5975e9d9f8c137337deaeea759a34b65f9c0189"/>
+    <w:p>
+      <w:pPr>
+        <w:pStyle w:val="Heading2"/>
+      </w:pPr>
+      <w:r>
+        <w:t xml:space="preserve">9. Από άνθρωπο σε εργαλείο</w:t>
+      </w:r>
+    </w:p>
+    <w:p>
+      <w:pPr>
+        <w:pStyle w:val="BlockText"/>
+      </w:pPr>
+      <w:r>
+        <w:t xml:space="preserve">Ανωμαλία που βρέθηκε μόνο από ανθρώπους και ο αυτόματος έλεγχος που γράψατε ώστε να πιάνεται στο μέλλον.</w:t>
+      </w:r>
+    </w:p>
+    <w:tbl>
+      <w:tblPr>
+        <w:tblStyle w:val="Table"/>
+        <w:tblW w:type="dxa" w:w="9864"/>
+        <w:tblLayout w:type="fixed"/>
+        <w:tblLook w:firstRow="1" w:lastRow="0" w:firstColumn="0" w:lastColumn="0" w:noHBand="0" w:noVBand="0" w:val="0020"/>
+      </w:tblPr>
+      <w:tblGrid>
+        <w:gridCol w:w="730"/>
+        <w:gridCol w:w="3014"/>
+        <w:gridCol w:w="1187"/>
+        <w:gridCol w:w="1552"/>
+        <w:gridCol w:w="3381"/>
+      </w:tblGrid>
+      <w:tr>
+        <w:trPr>
+          <w:tblHeader w:val="true"/>
+        </w:trPr>
+        <w:tc>
+          <w:tcPr>
+            <w:tcW w:w="730" w:type="dxa"/>
+          </w:tcPr>
+          <w:p>
+            <w:pPr>
+              <w:pStyle w:val="Compact"/>
+              <w:jc w:val="left"/>
+            </w:pPr>
+            <w:r>
+              <w:t xml:space="preserve">Ανωμαλία</w:t>
+            </w:r>
+          </w:p>
+        </w:tc>
+        <w:tc>
+          <w:tcPr>
+            <w:tcW w:w="3014" w:type="dxa"/>
+          </w:tcPr>
+          <w:p>
+            <w:pPr>
+              <w:pStyle w:val="Compact"/>
+              <w:jc w:val="left"/>
+            </w:pPr>
+            <w:r>
+              <w:t xml:space="preserve">Έλεγχος (κανόνας, ρύθμιση ή test)</w:t>
+            </w:r>
+          </w:p>
+        </w:tc>
+        <w:tc>
+          <w:tcPr>
+            <w:tcW w:w="1187" w:type="dxa"/>
+          </w:tcPr>
+          <w:p>
+            <w:pPr>
+              <w:pStyle w:val="Compact"/>
+              <w:jc w:val="left"/>
+            </w:pPr>
+            <w:r>
+              <w:t xml:space="preserve">Πού βρίσκεται</w:t>
+            </w:r>
+          </w:p>
+        </w:tc>
+        <w:tc>
+          <w:tcPr>
+            <w:tcW w:w="1552" w:type="dxa"/>
+          </w:tcPr>
+          <w:p>
+            <w:pPr>
+              <w:pStyle w:val="Compact"/>
+              <w:jc w:val="left"/>
+            </w:pPr>
+            <w:r>
+              <w:t xml:space="preserve">Αποτέλεσμα στο PR</w:t>
+            </w:r>
+          </w:p>
+        </w:tc>
+        <w:tc>
+          <w:tcPr>
+            <w:tcW w:w="3381" w:type="dxa"/>
+          </w:tcPr>
+          <w:p>
+            <w:pPr>
+              <w:pStyle w:val="Compact"/>
+              <w:jc w:val="left"/>
+            </w:pPr>
+            <w:r>
+              <w:t xml:space="preserve">Αποτέλεσμα στο main (false positives)</w:t>
+            </w:r>
+          </w:p>
+        </w:tc>
+      </w:tr>
+      <w:tr>
+        <w:tc>
+          <w:tcPr>
+            <w:tcW w:w="730" w:type="dxa"/>
+          </w:tcPr>
+          <w:p>
+            <w:pPr>
+              <w:pStyle w:val="Compact"/>
+            </w:pPr>
+          </w:p>
+        </w:tc>
+        <w:tc>
+          <w:tcPr>
+            <w:tcW w:w="3014" w:type="dxa"/>
+          </w:tcPr>
+          <w:p>
+            <w:pPr>
+              <w:pStyle w:val="Compact"/>
+            </w:pPr>
+          </w:p>
+        </w:tc>
+        <w:tc>
+          <w:tcPr>
+            <w:tcW w:w="1187" w:type="dxa"/>
+          </w:tcPr>
+          <w:p>
+            <w:pPr>
+              <w:pStyle w:val="Compact"/>
+            </w:pPr>
+          </w:p>
+        </w:tc>
+        <w:tc>
+          <w:tcPr>
+            <w:tcW w:w="1552" w:type="dxa"/>
+          </w:tcPr>
+          <w:p>
+            <w:pPr>
+              <w:pStyle w:val="Compact"/>
+            </w:pPr>
+          </w:p>
+        </w:tc>
+        <w:tc>
+          <w:tcPr>
+            <w:tcW w:w="3381" w:type="dxa"/>
+          </w:tcPr>
+          <w:p>
+            <w:pPr>
+              <w:pStyle w:val="Compact"/>
+            </w:pPr>
+          </w:p>
+        </w:tc>
+      </w:tr>
+    </w:tbl>
+    <w:bookmarkEnd w:id="28"/>
+    <w:bookmarkEnd w:id="29"/>
     <w:sectPr/>
   </w:body>
 </w:document>
@@ -1649,7 +2291,7 @@
       <w:color w:themeColor="accent1" w:themeShade="BF" w:val="365F91"/>
     </w:rPr>
   </w:style>
-  <w:style w:type="paragraph" w:customStyle="1" w:styleId="SourceCode">
+  <w:style w:customStyle="1" w:styleId="SourceCode" w:type="paragraph">
     <w:name w:val="Source Code"/>
     <w:basedOn w:val="Normal"/>
     <w:link w:val="VerbatimChar"/>
@@ -1657,7 +2299,7 @@
       <w:wordWrap w:val="off"/>
     </w:pPr>
   </w:style>
-  <w:style w:type="character" w:customStyle="1" w:styleId="KeywordTok">
+  <w:style w:customStyle="1" w:styleId="KeywordTok" w:type="character">
     <w:name w:val="KeywordTok"/>
     <w:basedOn w:val="VerbatimChar"/>
     <w:rPr>
@@ -1665,77 +2307,77 @@
       <w:b/>
     </w:rPr>
   </w:style>
-  <w:style w:type="character" w:customStyle="1" w:styleId="DataTypeTok">
+  <w:style w:customStyle="1" w:styleId="DataTypeTok" w:type="character">
     <w:name w:val="DataTypeTok"/>
     <w:basedOn w:val="VerbatimChar"/>
     <w:rPr>
       <w:color w:val="902000"/>
     </w:rPr>
   </w:style>
-  <w:style w:type="character" w:customStyle="1" w:styleId="DecValTok">
+  <w:style w:customStyle="1" w:styleId="DecValTok" w:type="character">
     <w:name w:val="DecValTok"/>
     <w:basedOn w:val="VerbatimChar"/>
     <w:rPr>
       <w:color w:val="40a070"/>
     </w:rPr>
   </w:style>
-  <w:style w:type="character" w:customStyle="1" w:styleId="BaseNTok">
+  <w:style w:customStyle="1" w:styleId="BaseNTok" w:type="character">
     <w:name w:val="BaseNTok"/>
     <w:basedOn w:val="VerbatimChar"/>
     <w:rPr>
       <w:color w:val="40a070"/>
     </w:rPr>
   </w:style>
-  <w:style w:type="character" w:customStyle="1" w:styleId="FloatTok">
+  <w:style w:customStyle="1" w:styleId="FloatTok" w:type="character">
     <w:name w:val="FloatTok"/>
     <w:basedOn w:val="VerbatimChar"/>
     <w:rPr>
       <w:color w:val="40a070"/>
     </w:rPr>
   </w:style>
-  <w:style w:type="character" w:customStyle="1" w:styleId="ConstantTok">
+  <w:style w:customStyle="1" w:styleId="ConstantTok" w:type="character">
     <w:name w:val="ConstantTok"/>
     <w:basedOn w:val="VerbatimChar"/>
     <w:rPr>
       <w:color w:val="880000"/>
     </w:rPr>
   </w:style>
-  <w:style w:type="character" w:customStyle="1" w:styleId="CharTok">
+  <w:style w:customStyle="1" w:styleId="CharTok" w:type="character">
     <w:name w:val="CharTok"/>
     <w:basedOn w:val="VerbatimChar"/>
     <w:rPr>
       <w:color w:val="4070a0"/>
     </w:rPr>
   </w:style>
-  <w:style w:type="character" w:customStyle="1" w:styleId="SpecialCharTok">
+  <w:style w:customStyle="1" w:styleId="SpecialCharTok" w:type="character">
     <w:name w:val="SpecialCharTok"/>
     <w:basedOn w:val="VerbatimChar"/>
     <w:rPr>
       <w:color w:val="4070a0"/>
     </w:rPr>
   </w:style>
-  <w:style w:type="character" w:customStyle="1" w:styleId="StringTok">
+  <w:style w:customStyle="1" w:styleId="StringTok" w:type="character">
     <w:name w:val="StringTok"/>
     <w:basedOn w:val="VerbatimChar"/>
     <w:rPr>
       <w:color w:val="4070a0"/>
     </w:rPr>
   </w:style>
-  <w:style w:type="character" w:customStyle="1" w:styleId="VerbatimStringTok">
+  <w:style w:customStyle="1" w:styleId="VerbatimStringTok" w:type="character">
     <w:name w:val="VerbatimStringTok"/>
     <w:basedOn w:val="VerbatimChar"/>
     <w:rPr>
       <w:color w:val="4070a0"/>
     </w:rPr>
   </w:style>
-  <w:style w:type="character" w:customStyle="1" w:styleId="SpecialStringTok">
+  <w:style w:customStyle="1" w:styleId="SpecialStringTok" w:type="character">
     <w:name w:val="SpecialStringTok"/>
     <w:basedOn w:val="VerbatimChar"/>
     <w:rPr>
       <w:color w:val="bb6688"/>
     </w:rPr>
   </w:style>
-  <w:style w:type="character" w:customStyle="1" w:styleId="ImportTok">
+  <w:style w:customStyle="1" w:styleId="ImportTok" w:type="character">
     <w:name w:val="ImportTok"/>
     <w:basedOn w:val="VerbatimChar"/>
     <w:rPr>
@@ -1743,7 +2385,7 @@
       <w:b/>
     </w:rPr>
   </w:style>
-  <w:style w:type="character" w:customStyle="1" w:styleId="CommentTok">
+  <w:style w:customStyle="1" w:styleId="CommentTok" w:type="character">
     <w:name w:val="CommentTok"/>
     <w:basedOn w:val="VerbatimChar"/>
     <w:rPr>
@@ -1751,7 +2393,7 @@
       <w:i/>
     </w:rPr>
   </w:style>
-  <w:style w:type="character" w:customStyle="1" w:styleId="DocumentationTok">
+  <w:style w:customStyle="1" w:styleId="DocumentationTok" w:type="character">
     <w:name w:val="DocumentationTok"/>
     <w:basedOn w:val="VerbatimChar"/>
     <w:rPr>
@@ -1759,7 +2401,7 @@
       <w:i/>
     </w:rPr>
   </w:style>
-  <w:style w:type="character" w:customStyle="1" w:styleId="AnnotationTok">
+  <w:style w:customStyle="1" w:styleId="AnnotationTok" w:type="character">
     <w:name w:val="AnnotationTok"/>
     <w:basedOn w:val="VerbatimChar"/>
     <w:rPr>
@@ -1768,7 +2410,7 @@
       <w:i/>
     </w:rPr>
   </w:style>
-  <w:style w:type="character" w:customStyle="1" w:styleId="CommentVarTok">
+  <w:style w:customStyle="1" w:styleId="CommentVarTok" w:type="character">
     <w:name w:val="CommentVarTok"/>
     <w:basedOn w:val="VerbatimChar"/>
     <w:rPr>
@@ -1777,28 +2419,28 @@
       <w:i/>
     </w:rPr>
   </w:style>
-  <w:style w:type="character" w:customStyle="1" w:styleId="OtherTok">
+  <w:style w:customStyle="1" w:styleId="OtherTok" w:type="character">
     <w:name w:val="OtherTok"/>
     <w:basedOn w:val="VerbatimChar"/>
     <w:rPr>
       <w:color w:val="007020"/>
     </w:rPr>
   </w:style>
-  <w:style w:type="character" w:customStyle="1" w:styleId="FunctionTok">
+  <w:style w:customStyle="1" w:styleId="FunctionTok" w:type="character">
     <w:name w:val="FunctionTok"/>
     <w:basedOn w:val="VerbatimChar"/>
     <w:rPr>
       <w:color w:val="06287e"/>
     </w:rPr>
   </w:style>
-  <w:style w:type="character" w:customStyle="1" w:styleId="VariableTok">
+  <w:style w:customStyle="1" w:styleId="VariableTok" w:type="character">
     <w:name w:val="VariableTok"/>
     <w:basedOn w:val="VerbatimChar"/>
     <w:rPr>
       <w:color w:val="19177c"/>
     </w:rPr>
   </w:style>
-  <w:style w:type="character" w:customStyle="1" w:styleId="ControlFlowTok">
+  <w:style w:customStyle="1" w:styleId="ControlFlowTok" w:type="character">
     <w:name w:val="ControlFlowTok"/>
     <w:basedOn w:val="VerbatimChar"/>
     <w:rPr>
@@ -1806,45 +2448,45 @@
       <w:b/>
     </w:rPr>
   </w:style>
-  <w:style w:type="character" w:customStyle="1" w:styleId="OperatorTok">
+  <w:style w:customStyle="1" w:styleId="OperatorTok" w:type="character">
     <w:name w:val="OperatorTok"/>
     <w:basedOn w:val="VerbatimChar"/>
     <w:rPr>
       <w:color w:val="666666"/>
     </w:rPr>
   </w:style>
-  <w:style w:type="character" w:customStyle="1" w:styleId="BuiltInTok">
+  <w:style w:customStyle="1" w:styleId="BuiltInTok" w:type="character">
     <w:name w:val="BuiltInTok"/>
     <w:basedOn w:val="VerbatimChar"/>
     <w:rPr>
       <w:color w:val="008000"/>
     </w:rPr>
   </w:style>
-  <w:style w:type="character" w:customStyle="1" w:styleId="ExtensionTok">
+  <w:style w:customStyle="1" w:styleId="ExtensionTok" w:type="character">
     <w:name w:val="ExtensionTok"/>
     <w:basedOn w:val="VerbatimChar"/>
     <w:rPr/>
   </w:style>
-  <w:style w:type="character" w:customStyle="1" w:styleId="PreprocessorTok">
+  <w:style w:customStyle="1" w:styleId="PreprocessorTok" w:type="character">
     <w:name w:val="PreprocessorTok"/>
     <w:basedOn w:val="VerbatimChar"/>
     <w:rPr>
       <w:color w:val="bc7a00"/>
     </w:rPr>
   </w:style>
-  <w:style w:type="character" w:customStyle="1" w:styleId="AttributeTok">
+  <w:style w:customStyle="1" w:styleId="AttributeTok" w:type="character">
     <w:name w:val="AttributeTok"/>
     <w:basedOn w:val="VerbatimChar"/>
     <w:rPr>
       <w:color w:val="7d9029"/>
     </w:rPr>
   </w:style>
-  <w:style w:type="character" w:customStyle="1" w:styleId="RegionMarkerTok">
+  <w:style w:customStyle="1" w:styleId="RegionMarkerTok" w:type="character">
     <w:name w:val="RegionMarkerTok"/>
     <w:basedOn w:val="VerbatimChar"/>
     <w:rPr/>
   </w:style>
-  <w:style w:type="character" w:customStyle="1" w:styleId="InformationTok">
+  <w:style w:customStyle="1" w:styleId="InformationTok" w:type="character">
     <w:name w:val="InformationTok"/>
     <w:basedOn w:val="VerbatimChar"/>
     <w:rPr>
@@ -1853,7 +2495,7 @@
       <w:i/>
     </w:rPr>
   </w:style>
-  <w:style w:type="character" w:customStyle="1" w:styleId="WarningTok">
+  <w:style w:customStyle="1" w:styleId="WarningTok" w:type="character">
     <w:name w:val="WarningTok"/>
     <w:basedOn w:val="VerbatimChar"/>
     <w:rPr>
@@ -1862,7 +2504,7 @@
       <w:i/>
     </w:rPr>
   </w:style>
-  <w:style w:type="character" w:customStyle="1" w:styleId="AlertTok">
+  <w:style w:customStyle="1" w:styleId="AlertTok" w:type="character">
     <w:name w:val="AlertTok"/>
     <w:basedOn w:val="VerbatimChar"/>
     <w:rPr>
@@ -1870,7 +2512,7 @@
       <w:b/>
     </w:rPr>
   </w:style>
-  <w:style w:type="character" w:customStyle="1" w:styleId="ErrorTok">
+  <w:style w:customStyle="1" w:styleId="ErrorTok" w:type="character">
     <w:name w:val="ErrorTok"/>
     <w:basedOn w:val="VerbatimChar"/>
     <w:rPr>
@@ -1878,7 +2520,7 @@
       <w:b/>
     </w:rPr>
   </w:style>
-  <w:style w:type="character" w:customStyle="1" w:styleId="NormalTok">
+  <w:style w:customStyle="1" w:styleId="NormalTok" w:type="character">
     <w:name w:val="NormalTok"/>
     <w:basedOn w:val="VerbatimChar"/>
     <w:rPr/>
